--- a/插件详细手册/1.系统/关于预加载.docx
+++ b/插件详细手册/1.系统/关于预加载.docx
@@ -5,17 +5,23 @@
     <w:p>
       <w:pPr>
         <w:pStyle w:val="2"/>
-      </w:pPr>
-      <w:r>
         <w:rPr>
           <w:rFonts w:hint="eastAsia"/>
         </w:rPr>
+      </w:pPr>
+      <w:r>
+        <w:rPr>
+          <w:rFonts w:hint="eastAsia"/>
+        </w:rPr>
         <w:t>概述</w:t>
       </w:r>
     </w:p>
     <w:p>
       <w:pPr>
         <w:pStyle w:val="3"/>
+        <w:rPr>
+          <w:rFonts w:hint="eastAsia"/>
+        </w:rPr>
       </w:pPr>
       <w:r>
         <w:rPr>
@@ -94,6 +100,7 @@
         </w:rPr>
         <w:t>◆</w:t>
       </w:r>
+      <w:proofErr w:type="spellStart"/>
       <w:r>
         <w:rPr>
           <w:rFonts w:ascii="Tahoma" w:eastAsia="微软雅黑" w:hAnsi="Tahoma"/>
@@ -102,6 +109,7 @@
         </w:rPr>
         <w:t>Drill_CoreOfActionSequence</w:t>
       </w:r>
+      <w:proofErr w:type="spellEnd"/>
       <w:r>
         <w:rPr>
           <w:rFonts w:ascii="Tahoma" w:eastAsia="微软雅黑" w:hAnsi="Tahoma"/>
@@ -187,6 +195,7 @@
         </w:rPr>
         <w:t>◆</w:t>
       </w:r>
+      <w:proofErr w:type="spellStart"/>
       <w:r>
         <w:rPr>
           <w:rFonts w:ascii="Tahoma" w:eastAsia="微软雅黑" w:hAnsi="Tahoma"/>
@@ -195,6 +204,7 @@
         </w:rPr>
         <w:t>Drill_CoreOfGaugeMeter</w:t>
       </w:r>
+      <w:proofErr w:type="spellEnd"/>
       <w:r>
         <w:rPr>
           <w:rFonts w:ascii="Tahoma" w:eastAsia="微软雅黑" w:hAnsi="Tahoma"/>
@@ -288,6 +298,7 @@
         </w:rPr>
         <w:t>◆</w:t>
       </w:r>
+      <w:proofErr w:type="spellStart"/>
       <w:r>
         <w:rPr>
           <w:rFonts w:ascii="Tahoma" w:eastAsia="微软雅黑" w:hAnsi="Tahoma"/>
@@ -304,6 +315,7 @@
         </w:rPr>
         <w:t>Number</w:t>
       </w:r>
+      <w:proofErr w:type="spellEnd"/>
       <w:r>
         <w:rPr>
           <w:rFonts w:ascii="Tahoma" w:eastAsia="微软雅黑" w:hAnsi="Tahoma"/>
@@ -471,6 +483,7 @@
         </w:rPr>
         <w:t>◆</w:t>
       </w:r>
+      <w:proofErr w:type="spellStart"/>
       <w:r>
         <w:rPr>
           <w:rFonts w:ascii="Tahoma" w:eastAsia="微软雅黑" w:hAnsi="Tahoma"/>
@@ -495,6 +508,7 @@
         </w:rPr>
         <w:t>round</w:t>
       </w:r>
+      <w:proofErr w:type="spellEnd"/>
       <w:r>
         <w:rPr>
           <w:rFonts w:ascii="Tahoma" w:eastAsia="微软雅黑" w:hAnsi="Tahoma"/>
@@ -657,6 +671,7 @@
         </w:rPr>
         <w:t>◆</w:t>
       </w:r>
+      <w:proofErr w:type="spellStart"/>
       <w:r>
         <w:rPr>
           <w:rFonts w:ascii="Tahoma" w:eastAsia="微软雅黑" w:hAnsi="Tahoma"/>
@@ -681,6 +696,7 @@
         </w:rPr>
         <w:t>Background</w:t>
       </w:r>
+      <w:proofErr w:type="spellEnd"/>
       <w:r>
         <w:rPr>
           <w:rFonts w:ascii="Tahoma" w:eastAsia="微软雅黑" w:hAnsi="Tahoma"/>
@@ -835,6 +851,7 @@
         </w:rPr>
         <w:t>◆</w:t>
       </w:r>
+      <w:proofErr w:type="spellStart"/>
       <w:r>
         <w:rPr>
           <w:rFonts w:ascii="Tahoma" w:eastAsia="微软雅黑" w:hAnsi="Tahoma"/>
@@ -843,6 +860,7 @@
         </w:rPr>
         <w:t>Drill_HtmlDynamicSnapshotBackground</w:t>
       </w:r>
+      <w:proofErr w:type="spellEnd"/>
       <w:r>
         <w:rPr>
           <w:rFonts w:ascii="Tahoma" w:eastAsia="微软雅黑" w:hAnsi="Tahoma"/>
@@ -1057,6 +1075,9 @@
     <w:p>
       <w:pPr>
         <w:pStyle w:val="3"/>
+        <w:rPr>
+          <w:rFonts w:hint="eastAsia"/>
+        </w:rPr>
       </w:pPr>
       <w:r>
         <w:rPr>
@@ -1396,6 +1417,9 @@
       <w:pPr>
         <w:widowControl/>
         <w:jc w:val="left"/>
+        <w:rPr>
+          <w:rFonts w:hint="eastAsia"/>
+        </w:rPr>
       </w:pPr>
       <w:r>
         <w:br w:type="page"/>
@@ -1404,6 +1428,9 @@
     <w:p>
       <w:pPr>
         <w:pStyle w:val="2"/>
+        <w:rPr>
+          <w:rFonts w:hint="eastAsia"/>
+        </w:rPr>
       </w:pPr>
       <w:r>
         <w:rPr>
@@ -1416,17 +1443,23 @@
     <w:p>
       <w:pPr>
         <w:pStyle w:val="3"/>
-      </w:pPr>
-      <w:r>
         <w:rPr>
           <w:rFonts w:hint="eastAsia"/>
         </w:rPr>
+      </w:pPr>
+      <w:r>
+        <w:rPr>
+          <w:rFonts w:hint="eastAsia"/>
+        </w:rPr>
         <w:t>快速理解</w:t>
       </w:r>
     </w:p>
     <w:p>
       <w:pPr>
         <w:pStyle w:val="4"/>
+        <w:rPr>
+          <w:rFonts w:hint="eastAsia"/>
+        </w:rPr>
       </w:pPr>
       <w:r>
         <w:rPr>
@@ -2018,7 +2051,7 @@
         <w:widowControl/>
         <w:jc w:val="center"/>
         <w:rPr>
-          <w:rFonts w:ascii="宋体" w:eastAsia="宋体" w:hAnsi="宋体" w:cs="宋体"/>
+          <w:rFonts w:ascii="宋体" w:eastAsia="宋体" w:hAnsi="宋体" w:cs="宋体" w:hint="eastAsia"/>
           <w:kern w:val="0"/>
           <w:sz w:val="24"/>
           <w:szCs w:val="24"/>
@@ -2443,6 +2476,9 @@
     <w:p>
       <w:pPr>
         <w:pStyle w:val="4"/>
+        <w:rPr>
+          <w:rFonts w:hint="eastAsia"/>
+        </w:rPr>
       </w:pPr>
       <w:r>
         <w:lastRenderedPageBreak/>
@@ -2535,6 +2571,9 @@
       <w:pPr>
         <w:snapToGrid w:val="0"/>
         <w:jc w:val="center"/>
+        <w:rPr>
+          <w:rFonts w:hint="eastAsia"/>
+        </w:rPr>
       </w:pPr>
       <w:r>
         <w:object w:dxaOrig="7777" w:dyaOrig="4128" w14:anchorId="173ADB65">
@@ -2557,10 +2596,10 @@
             <v:path o:extrusionok="f" gradientshapeok="t" o:connecttype="rect"/>
             <o:lock v:ext="edit" aspectratio="t"/>
           </v:shapetype>
-          <v:shape id="_x0000_i1025" type="#_x0000_t75" style="width:388.5pt;height:206.25pt" o:ole="">
+          <v:shape id="_x0000_i1025" type="#_x0000_t75" style="width:388.2pt;height:206.4pt" o:ole="">
             <v:imagedata r:id="rId11" o:title=""/>
           </v:shape>
-          <o:OLEObject Type="Embed" ProgID="Visio.Drawing.15" ShapeID="_x0000_i1025" DrawAspect="Content" ObjectID="_1780213254" r:id="rId12"/>
+          <o:OLEObject Type="Embed" ProgID="Visio.Drawing.15" ShapeID="_x0000_i1025" DrawAspect="Content" ObjectID="_1785302196" r:id="rId12"/>
         </w:object>
       </w:r>
     </w:p>
@@ -2577,10 +2616,10 @@
       </w:pPr>
       <w:r>
         <w:object w:dxaOrig="7777" w:dyaOrig="4128" w14:anchorId="702D53D1">
-          <v:shape id="_x0000_i1026" type="#_x0000_t75" style="width:388.5pt;height:206.25pt" o:ole="">
+          <v:shape id="_x0000_i1026" type="#_x0000_t75" style="width:388.2pt;height:206.4pt" o:ole="">
             <v:imagedata r:id="rId13" o:title=""/>
           </v:shape>
-          <o:OLEObject Type="Embed" ProgID="Visio.Drawing.15" ShapeID="_x0000_i1026" DrawAspect="Content" ObjectID="_1780213255" r:id="rId14"/>
+          <o:OLEObject Type="Embed" ProgID="Visio.Drawing.15" ShapeID="_x0000_i1026" DrawAspect="Content" ObjectID="_1785302197" r:id="rId14"/>
         </w:object>
       </w:r>
     </w:p>
@@ -2658,7 +2697,7 @@
         <w:snapToGrid w:val="0"/>
         <w:spacing w:after="200"/>
         <w:rPr>
-          <w:rFonts w:ascii="Tahoma" w:eastAsia="微软雅黑" w:hAnsi="Tahoma" w:hint="eastAsia"/>
+          <w:rFonts w:ascii="Tahoma" w:eastAsia="微软雅黑" w:hAnsi="Tahoma"/>
           <w:bCs/>
           <w:kern w:val="0"/>
           <w:sz w:val="22"/>
@@ -2874,7 +2913,7 @@
             <w:pPr>
               <w:snapToGrid w:val="0"/>
               <w:rPr>
-                <w:rFonts w:ascii="Tahoma" w:eastAsia="微软雅黑" w:hAnsi="Tahoma" w:hint="eastAsia"/>
+                <w:rFonts w:ascii="Tahoma" w:eastAsia="微软雅黑" w:hAnsi="Tahoma"/>
                 <w:bCs/>
                 <w:kern w:val="0"/>
                 <w:sz w:val="22"/>
@@ -2889,28 +2928,48 @@
               </w:rPr>
               <w:t>比如图片闪烁问题，可见：</w:t>
             </w:r>
-            <w:hyperlink w:anchor="_GIF闪烁与预加载" w:history="1">
-              <w:r>
-                <w:rPr>
-                  <w:rStyle w:val="a4"/>
-                  <w:rFonts w:ascii="Tahoma" w:eastAsia="微软雅黑" w:hAnsi="Tahoma" w:hint="eastAsia"/>
-                  <w:bCs/>
-                  <w:kern w:val="0"/>
-                  <w:sz w:val="22"/>
-                </w:rPr>
-                <w:t>GIF</w:t>
-              </w:r>
-              <w:r>
-                <w:rPr>
-                  <w:rStyle w:val="a4"/>
-                  <w:rFonts w:ascii="Tahoma" w:eastAsia="微软雅黑" w:hAnsi="Tahoma" w:hint="eastAsia"/>
-                  <w:bCs/>
-                  <w:kern w:val="0"/>
-                  <w:sz w:val="22"/>
-                </w:rPr>
-                <w:t>闪烁与预加载</w:t>
-              </w:r>
-            </w:hyperlink>
+            <w:r>
+              <w:fldChar w:fldCharType="begin"/>
+            </w:r>
+            <w:r>
+              <w:instrText>HYPERLINK \l "_GIF闪烁与预加载"</w:instrText>
+            </w:r>
+            <w:r>
+              <w:rPr>
+                <w:rFonts w:hint="eastAsia"/>
+              </w:rPr>
+              <w:fldChar w:fldCharType="separate"/>
+            </w:r>
+            <w:r>
+              <w:rPr>
+                <w:rStyle w:val="a4"/>
+                <w:rFonts w:ascii="Tahoma" w:eastAsia="微软雅黑" w:hAnsi="Tahoma" w:hint="eastAsia"/>
+                <w:bCs/>
+                <w:kern w:val="0"/>
+                <w:sz w:val="22"/>
+              </w:rPr>
+              <w:t>GIF</w:t>
+            </w:r>
+            <w:r>
+              <w:rPr>
+                <w:rStyle w:val="a4"/>
+                <w:rFonts w:ascii="Tahoma" w:eastAsia="微软雅黑" w:hAnsi="Tahoma" w:hint="eastAsia"/>
+                <w:bCs/>
+                <w:kern w:val="0"/>
+                <w:sz w:val="22"/>
+              </w:rPr>
+              <w:t>闪烁与预加载</w:t>
+            </w:r>
+            <w:r>
+              <w:rPr>
+                <w:rStyle w:val="a4"/>
+                <w:rFonts w:ascii="Tahoma" w:eastAsia="微软雅黑" w:hAnsi="Tahoma"/>
+                <w:bCs/>
+                <w:kern w:val="0"/>
+                <w:sz w:val="22"/>
+              </w:rPr>
+              <w:fldChar w:fldCharType="end"/>
+            </w:r>
             <w:r>
               <w:rPr>
                 <w:rFonts w:ascii="Tahoma" w:eastAsia="微软雅黑" w:hAnsi="Tahoma" w:hint="eastAsia"/>
@@ -2937,7 +2996,7 @@
       <w:pPr>
         <w:snapToGrid w:val="0"/>
         <w:rPr>
-          <w:rFonts w:ascii="Tahoma" w:eastAsia="微软雅黑" w:hAnsi="Tahoma" w:hint="eastAsia"/>
+          <w:rFonts w:ascii="Tahoma" w:eastAsia="微软雅黑" w:hAnsi="Tahoma"/>
           <w:bCs/>
           <w:kern w:val="0"/>
           <w:sz w:val="22"/>
@@ -2968,6 +3027,9 @@
     <w:p>
       <w:pPr>
         <w:pStyle w:val="3"/>
+        <w:rPr>
+          <w:rFonts w:hint="eastAsia"/>
+        </w:rPr>
       </w:pPr>
       <w:bookmarkStart w:id="4" w:name="_使用场景"/>
       <w:bookmarkEnd w:id="4"/>
@@ -2982,6 +3044,9 @@
     <w:p>
       <w:pPr>
         <w:pStyle w:val="4"/>
+        <w:rPr>
+          <w:rFonts w:hint="eastAsia"/>
+        </w:rPr>
       </w:pPr>
       <w:r>
         <w:rPr>
@@ -3292,10 +3357,10 @@
           <w:sz w:val="22"/>
         </w:rPr>
         <w:object w:dxaOrig="10201" w:dyaOrig="3157" w14:anchorId="6111BCE9">
-          <v:shape id="_x0000_i1027" type="#_x0000_t75" style="width:400.5pt;height:123.75pt" o:ole="">
+          <v:shape id="_x0000_i1027" type="#_x0000_t75" style="width:400.2pt;height:123.6pt" o:ole="">
             <v:imagedata r:id="rId15" o:title=""/>
           </v:shape>
-          <o:OLEObject Type="Embed" ProgID="Visio.Drawing.15" ShapeID="_x0000_i1027" DrawAspect="Content" ObjectID="_1780213256" r:id="rId16"/>
+          <o:OLEObject Type="Embed" ProgID="Visio.Drawing.15" ShapeID="_x0000_i1027" DrawAspect="Content" ObjectID="_1785302198" r:id="rId16"/>
         </w:object>
       </w:r>
     </w:p>
@@ -3412,10 +3477,10 @@
           <w:sz w:val="22"/>
         </w:rPr>
         <w:object w:dxaOrig="8857" w:dyaOrig="3157" w14:anchorId="00892518">
-          <v:shape id="_x0000_i1028" type="#_x0000_t75" style="width:372.75pt;height:133.5pt" o:ole="">
+          <v:shape id="_x0000_i1028" type="#_x0000_t75" style="width:372.6pt;height:133.8pt" o:ole="">
             <v:imagedata r:id="rId17" o:title=""/>
           </v:shape>
-          <o:OLEObject Type="Embed" ProgID="Visio.Drawing.15" ShapeID="_x0000_i1028" DrawAspect="Content" ObjectID="_1780213257" r:id="rId18"/>
+          <o:OLEObject Type="Embed" ProgID="Visio.Drawing.15" ShapeID="_x0000_i1028" DrawAspect="Content" ObjectID="_1785302199" r:id="rId18"/>
         </w:object>
       </w:r>
     </w:p>
@@ -3498,7 +3563,7 @@
         <w:widowControl/>
         <w:jc w:val="center"/>
         <w:rPr>
-          <w:rFonts w:ascii="宋体" w:eastAsia="宋体" w:hAnsi="宋体" w:cs="宋体"/>
+          <w:rFonts w:ascii="宋体" w:eastAsia="宋体" w:hAnsi="宋体" w:cs="宋体" w:hint="eastAsia"/>
           <w:kern w:val="0"/>
           <w:sz w:val="24"/>
           <w:szCs w:val="24"/>
@@ -3608,18 +3673,38 @@
         </w:rPr>
         <w:t>可见后面章节：</w:t>
       </w:r>
-      <w:hyperlink w:anchor="_规则" w:history="1">
-        <w:r>
-          <w:rPr>
-            <w:rStyle w:val="a4"/>
-            <w:rFonts w:ascii="Tahoma" w:eastAsia="微软雅黑" w:hAnsi="Tahoma" w:hint="eastAsia"/>
-            <w:bCs/>
-            <w:kern w:val="0"/>
-            <w:sz w:val="22"/>
-          </w:rPr>
-          <w:t>规则</w:t>
-        </w:r>
-      </w:hyperlink>
+      <w:r>
+        <w:fldChar w:fldCharType="begin"/>
+      </w:r>
+      <w:r>
+        <w:instrText>HYPERLINK \l "_规则"</w:instrText>
+      </w:r>
+      <w:r>
+        <w:rPr>
+          <w:rFonts w:hint="eastAsia"/>
+        </w:rPr>
+        <w:fldChar w:fldCharType="separate"/>
+      </w:r>
+      <w:r>
+        <w:rPr>
+          <w:rStyle w:val="a4"/>
+          <w:rFonts w:ascii="Tahoma" w:eastAsia="微软雅黑" w:hAnsi="Tahoma" w:hint="eastAsia"/>
+          <w:bCs/>
+          <w:kern w:val="0"/>
+          <w:sz w:val="22"/>
+        </w:rPr>
+        <w:t>规则</w:t>
+      </w:r>
+      <w:r>
+        <w:rPr>
+          <w:rStyle w:val="a4"/>
+          <w:rFonts w:ascii="Tahoma" w:eastAsia="微软雅黑" w:hAnsi="Tahoma"/>
+          <w:bCs/>
+          <w:kern w:val="0"/>
+          <w:sz w:val="22"/>
+        </w:rPr>
+        <w:fldChar w:fldCharType="end"/>
+      </w:r>
       <w:r>
         <w:rPr>
           <w:rFonts w:ascii="Tahoma" w:eastAsia="微软雅黑" w:hAnsi="Tahoma"/>
@@ -3653,6 +3738,9 @@
     <w:p>
       <w:pPr>
         <w:pStyle w:val="4"/>
+        <w:rPr>
+          <w:rFonts w:hint="eastAsia"/>
+        </w:rPr>
       </w:pPr>
       <w:r>
         <w:lastRenderedPageBreak/>
@@ -4266,6 +4354,7 @@
               </w:rPr>
               <w:t>的</w:t>
             </w:r>
+            <w:proofErr w:type="spellStart"/>
             <w:r>
               <w:rPr>
                 <w:rFonts w:ascii="Tahoma" w:eastAsia="微软雅黑" w:hAnsi="Tahoma" w:hint="eastAsia"/>
@@ -4275,6 +4364,7 @@
               </w:rPr>
               <w:t>png</w:t>
             </w:r>
+            <w:proofErr w:type="spellEnd"/>
             <w:r>
               <w:rPr>
                 <w:rFonts w:ascii="Tahoma" w:eastAsia="微软雅黑" w:hAnsi="Tahoma" w:hint="eastAsia"/>
@@ -4403,6 +4493,9 @@
     <w:p>
       <w:pPr>
         <w:pStyle w:val="2"/>
+        <w:rPr>
+          <w:rFonts w:hint="eastAsia"/>
+        </w:rPr>
       </w:pPr>
       <w:r>
         <w:rPr>
@@ -4415,6 +4508,9 @@
     <w:p>
       <w:pPr>
         <w:pStyle w:val="3"/>
+        <w:rPr>
+          <w:rFonts w:hint="eastAsia"/>
+        </w:rPr>
       </w:pPr>
       <w:bookmarkStart w:id="6" w:name="_规则"/>
       <w:bookmarkEnd w:id="6"/>
@@ -4773,10 +4869,19 @@
         <w:t>功能。</w:t>
       </w:r>
     </w:p>
-    <w:p/>
+    <w:p>
+      <w:pPr>
+        <w:rPr>
+          <w:rFonts w:hint="eastAsia"/>
+        </w:rPr>
+      </w:pPr>
+    </w:p>
     <w:p>
       <w:pPr>
         <w:pStyle w:val="3"/>
+        <w:rPr>
+          <w:rFonts w:hint="eastAsia"/>
+        </w:rPr>
       </w:pPr>
       <w:bookmarkStart w:id="7" w:name="_动画转场的预加载"/>
       <w:bookmarkEnd w:id="7"/>
@@ -4898,7 +5003,7 @@
         <w:widowControl/>
         <w:jc w:val="center"/>
         <w:rPr>
-          <w:rFonts w:ascii="宋体" w:eastAsia="宋体" w:hAnsi="宋体" w:cs="宋体"/>
+          <w:rFonts w:ascii="宋体" w:eastAsia="宋体" w:hAnsi="宋体" w:cs="宋体" w:hint="eastAsia"/>
           <w:kern w:val="0"/>
           <w:sz w:val="24"/>
           <w:szCs w:val="24"/>
@@ -4967,7 +5072,7 @@
         <w:widowControl/>
         <w:jc w:val="center"/>
         <w:rPr>
-          <w:rFonts w:ascii="宋体" w:eastAsia="宋体" w:hAnsi="宋体" w:cs="宋体"/>
+          <w:rFonts w:ascii="宋体" w:eastAsia="宋体" w:hAnsi="宋体" w:cs="宋体" w:hint="eastAsia"/>
           <w:kern w:val="0"/>
           <w:sz w:val="24"/>
           <w:szCs w:val="24"/>
@@ -5223,7 +5328,25 @@
                 <w:kern w:val="0"/>
                 <w:sz w:val="22"/>
               </w:rPr>
-              <w:t>常用的动画转场可以开预加载，不常用的可以不开。</w:t>
+              <w:t>常用的动画转场</w:t>
+            </w:r>
+            <w:proofErr w:type="gramStart"/>
+            <w:r>
+              <w:rPr>
+                <w:rFonts w:ascii="Tahoma" w:eastAsia="微软雅黑" w:hAnsi="Tahoma" w:hint="eastAsia"/>
+                <w:kern w:val="0"/>
+                <w:sz w:val="22"/>
+              </w:rPr>
+              <w:t>可以开预加载</w:t>
+            </w:r>
+            <w:proofErr w:type="gramEnd"/>
+            <w:r>
+              <w:rPr>
+                <w:rFonts w:ascii="Tahoma" w:eastAsia="微软雅黑" w:hAnsi="Tahoma" w:hint="eastAsia"/>
+                <w:kern w:val="0"/>
+                <w:sz w:val="22"/>
+              </w:rPr>
+              <w:t>，不常用的可以不开。</w:t>
             </w:r>
           </w:p>
         </w:tc>
@@ -5251,6 +5374,9 @@
     <w:p>
       <w:pPr>
         <w:pStyle w:val="3"/>
+        <w:rPr>
+          <w:rFonts w:hint="eastAsia"/>
+        </w:rPr>
       </w:pPr>
       <w:bookmarkStart w:id="8" w:name="_配置方法"/>
       <w:bookmarkStart w:id="9" w:name="_图片的预加载"/>
@@ -5300,7 +5426,25 @@
           <w:sz w:val="22"/>
           <w:szCs w:val="24"/>
         </w:rPr>
-        <w:t>预加载功能：</w:t>
+        <w:t>预加载功能</w:t>
+      </w:r>
+      <w:r>
+        <w:rPr>
+          <w:rFonts w:ascii="Tahoma" w:eastAsia="微软雅黑" w:hAnsi="Tahoma" w:hint="eastAsia"/>
+          <w:kern w:val="0"/>
+          <w:sz w:val="22"/>
+          <w:szCs w:val="24"/>
+        </w:rPr>
+        <w:t>，需要将图片一个个加上</w:t>
+      </w:r>
+      <w:r>
+        <w:rPr>
+          <w:rFonts w:ascii="Tahoma" w:eastAsia="微软雅黑" w:hAnsi="Tahoma" w:hint="eastAsia"/>
+          <w:kern w:val="0"/>
+          <w:sz w:val="22"/>
+          <w:szCs w:val="24"/>
+        </w:rPr>
+        <w:t>：</w:t>
       </w:r>
     </w:p>
     <w:p>
@@ -5320,6 +5464,7 @@
         </w:rPr>
         <w:tab/>
       </w:r>
+      <w:proofErr w:type="spellStart"/>
       <w:r>
         <w:rPr>
           <w:rFonts w:ascii="Tahoma" w:eastAsia="微软雅黑" w:hAnsi="Tahoma"/>
@@ -5328,6 +5473,7 @@
         </w:rPr>
         <w:t>Drill_PictureShortcut</w:t>
       </w:r>
+      <w:proofErr w:type="spellEnd"/>
       <w:r>
         <w:rPr>
           <w:rFonts w:ascii="Tahoma" w:eastAsia="微软雅黑" w:hAnsi="Tahoma"/>
@@ -5382,15 +5528,31 @@
           <w:kern w:val="0"/>
           <w:sz w:val="22"/>
         </w:rPr>
-        <w:t>快捷操作</w:t>
+        <w:t>快捷</w:t>
+      </w:r>
+      <w:r>
+        <w:rPr>
+          <w:rFonts w:ascii="Tahoma" w:eastAsia="微软雅黑" w:hAnsi="Tahoma" w:hint="eastAsia"/>
+          <w:kern w:val="0"/>
+          <w:sz w:val="22"/>
+        </w:rPr>
+        <w:t>变换</w:t>
+      </w:r>
+      <w:r>
+        <w:rPr>
+          <w:rFonts w:ascii="Tahoma" w:eastAsia="微软雅黑" w:hAnsi="Tahoma"/>
+          <w:kern w:val="0"/>
+          <w:sz w:val="22"/>
+        </w:rPr>
+        <w:t>操作</w:t>
       </w:r>
     </w:p>
     <w:p>
       <w:pPr>
         <w:widowControl/>
-        <w:jc w:val="left"/>
-        <w:rPr>
-          <w:rFonts w:ascii="宋体" w:eastAsia="宋体" w:hAnsi="宋体" w:cs="宋体"/>
+        <w:jc w:val="center"/>
+        <w:rPr>
+          <w:rFonts w:ascii="宋体" w:eastAsia="宋体" w:hAnsi="宋体" w:cs="宋体" w:hint="eastAsia"/>
           <w:kern w:val="0"/>
           <w:sz w:val="24"/>
           <w:szCs w:val="24"/>
@@ -5405,9 +5567,9 @@
           <w:szCs w:val="24"/>
         </w:rPr>
         <w:drawing>
-          <wp:inline distT="0" distB="0" distL="0" distR="0" wp14:anchorId="76D81D0B" wp14:editId="5742F917">
-            <wp:extent cx="5274310" cy="1778635"/>
-            <wp:effectExtent l="0" t="0" r="2540" b="0"/>
+          <wp:inline distT="0" distB="0" distL="0" distR="0" wp14:anchorId="76D81D0B" wp14:editId="28DC450D">
+            <wp:extent cx="4579620" cy="1544368"/>
+            <wp:effectExtent l="0" t="0" r="0" b="0"/>
             <wp:docPr id="1281416302" name="图片 4"/>
             <wp:cNvGraphicFramePr>
               <a:graphicFrameLocks xmlns:a="http://schemas.openxmlformats.org/drawingml/2006/main" noChangeAspect="1"/>
@@ -5437,7 +5599,7 @@
                   <pic:spPr bwMode="auto">
                     <a:xfrm>
                       <a:off x="0" y="0"/>
-                      <a:ext cx="5274310" cy="1778635"/>
+                      <a:ext cx="4596499" cy="1550060"/>
                     </a:xfrm>
                     <a:prstGeom prst="rect">
                       <a:avLst/>
@@ -5458,11 +5620,137 @@
       <w:pPr>
         <w:snapToGrid w:val="0"/>
         <w:rPr>
-          <w:rFonts w:ascii="Tahoma" w:eastAsia="微软雅黑" w:hAnsi="Tahoma"/>
-          <w:kern w:val="0"/>
-          <w:sz w:val="22"/>
-        </w:rPr>
-      </w:pPr>
+          <w:rFonts w:ascii="Tahoma" w:eastAsia="微软雅黑" w:hAnsi="Tahoma" w:hint="eastAsia"/>
+          <w:kern w:val="0"/>
+          <w:sz w:val="22"/>
+        </w:rPr>
+      </w:pPr>
+      <w:r>
+        <w:rPr>
+          <w:rFonts w:ascii="Tahoma" w:eastAsia="微软雅黑" w:hAnsi="Tahoma" w:hint="eastAsia"/>
+          <w:kern w:val="0"/>
+          <w:sz w:val="22"/>
+        </w:rPr>
+        <w:t>你也可以使用下面插件一次性加载文件夹下的</w:t>
+      </w:r>
+      <w:r>
+        <w:rPr>
+          <w:rFonts w:ascii="Tahoma" w:eastAsia="微软雅黑" w:hAnsi="Tahoma" w:hint="eastAsia"/>
+          <w:kern w:val="0"/>
+          <w:sz w:val="22"/>
+        </w:rPr>
+        <w:t xml:space="preserve"> </w:t>
+      </w:r>
+      <w:r>
+        <w:rPr>
+          <w:rFonts w:ascii="Tahoma" w:eastAsia="微软雅黑" w:hAnsi="Tahoma" w:hint="eastAsia"/>
+          <w:kern w:val="0"/>
+          <w:sz w:val="22"/>
+        </w:rPr>
+        <w:t>全部图片</w:t>
+      </w:r>
+      <w:r>
+        <w:rPr>
+          <w:rFonts w:ascii="Tahoma" w:eastAsia="微软雅黑" w:hAnsi="Tahoma" w:hint="eastAsia"/>
+          <w:kern w:val="0"/>
+          <w:sz w:val="22"/>
+        </w:rPr>
+        <w:t xml:space="preserve"> </w:t>
+      </w:r>
+      <w:r>
+        <w:rPr>
+          <w:rFonts w:ascii="Tahoma" w:eastAsia="微软雅黑" w:hAnsi="Tahoma" w:hint="eastAsia"/>
+          <w:kern w:val="0"/>
+          <w:sz w:val="22"/>
+        </w:rPr>
+        <w:t>。</w:t>
+      </w:r>
+    </w:p>
+    <w:p>
+      <w:pPr>
+        <w:widowControl/>
+        <w:adjustRightInd w:val="0"/>
+        <w:snapToGrid w:val="0"/>
+        <w:rPr>
+          <w:rFonts w:ascii="Tahoma" w:eastAsia="微软雅黑" w:hAnsi="Tahoma" w:hint="eastAsia"/>
+          <w:kern w:val="0"/>
+          <w:sz w:val="22"/>
+        </w:rPr>
+      </w:pPr>
+      <w:r>
+        <w:rPr>
+          <w:rFonts w:ascii="Tahoma" w:eastAsia="微软雅黑" w:hAnsi="Tahoma"/>
+          <w:kern w:val="0"/>
+          <w:sz w:val="22"/>
+        </w:rPr>
+        <w:tab/>
+      </w:r>
+      <w:proofErr w:type="spellStart"/>
+      <w:r>
+        <w:rPr>
+          <w:rFonts w:ascii="Tahoma" w:eastAsia="微软雅黑" w:hAnsi="Tahoma" w:hint="eastAsia"/>
+          <w:kern w:val="0"/>
+          <w:sz w:val="22"/>
+        </w:rPr>
+        <w:t>Drill_ForcePreload</w:t>
+      </w:r>
+      <w:proofErr w:type="spellEnd"/>
+      <w:r>
+        <w:rPr>
+          <w:rFonts w:ascii="Tahoma" w:eastAsia="微软雅黑" w:hAnsi="Tahoma"/>
+          <w:kern w:val="0"/>
+          <w:sz w:val="22"/>
+        </w:rPr>
+        <w:tab/>
+      </w:r>
+      <w:r>
+        <w:rPr>
+          <w:rFonts w:ascii="Tahoma" w:eastAsia="微软雅黑" w:hAnsi="Tahoma"/>
+          <w:kern w:val="0"/>
+          <w:sz w:val="22"/>
+        </w:rPr>
+        <w:tab/>
+      </w:r>
+      <w:r>
+        <w:rPr>
+          <w:rFonts w:ascii="Tahoma" w:eastAsia="微软雅黑" w:hAnsi="Tahoma"/>
+          <w:kern w:val="0"/>
+          <w:sz w:val="22"/>
+        </w:rPr>
+        <w:tab/>
+      </w:r>
+      <w:r>
+        <w:rPr>
+          <w:rFonts w:ascii="Tahoma" w:eastAsia="微软雅黑" w:hAnsi="Tahoma"/>
+          <w:kern w:val="0"/>
+          <w:sz w:val="22"/>
+        </w:rPr>
+        <w:tab/>
+      </w:r>
+      <w:r>
+        <w:rPr>
+          <w:rFonts w:ascii="Tahoma" w:eastAsia="微软雅黑" w:hAnsi="Tahoma" w:hint="eastAsia"/>
+          <w:kern w:val="0"/>
+          <w:sz w:val="22"/>
+        </w:rPr>
+        <w:t>管理器</w:t>
+      </w:r>
+      <w:r>
+        <w:rPr>
+          <w:rFonts w:ascii="Tahoma" w:eastAsia="微软雅黑" w:hAnsi="Tahoma" w:hint="eastAsia"/>
+          <w:kern w:val="0"/>
+          <w:sz w:val="22"/>
+        </w:rPr>
+        <w:t xml:space="preserve"> - </w:t>
+      </w:r>
+      <w:r>
+        <w:rPr>
+          <w:rFonts w:ascii="Tahoma" w:eastAsia="微软雅黑" w:hAnsi="Tahoma" w:hint="eastAsia"/>
+          <w:kern w:val="0"/>
+          <w:sz w:val="22"/>
+        </w:rPr>
+        <w:t>强制预加载文件夹</w:t>
+      </w:r>
     </w:p>
     <w:tbl>
       <w:tblPr>
@@ -5495,7 +5783,25 @@
                 <w:kern w:val="0"/>
                 <w:sz w:val="22"/>
               </w:rPr>
-              <w:t>如果图片立绘很大，第一次显示图片时会闪一下。</w:t>
+              <w:t>如果</w:t>
+            </w:r>
+            <w:proofErr w:type="gramStart"/>
+            <w:r>
+              <w:rPr>
+                <w:rFonts w:ascii="Tahoma" w:eastAsia="微软雅黑" w:hAnsi="Tahoma" w:hint="eastAsia"/>
+                <w:kern w:val="0"/>
+                <w:sz w:val="22"/>
+              </w:rPr>
+              <w:t>图片立绘很大</w:t>
+            </w:r>
+            <w:proofErr w:type="gramEnd"/>
+            <w:r>
+              <w:rPr>
+                <w:rFonts w:ascii="Tahoma" w:eastAsia="微软雅黑" w:hAnsi="Tahoma" w:hint="eastAsia"/>
+                <w:kern w:val="0"/>
+                <w:sz w:val="22"/>
+              </w:rPr>
+              <w:t>，第一次显示图片时会闪一下。</w:t>
             </w:r>
           </w:p>
           <w:p>
@@ -5513,7 +5819,25 @@
                 <w:kern w:val="0"/>
                 <w:sz w:val="22"/>
               </w:rPr>
-              <w:t>如果你不希望立绘闪烁，可以放在预加载列表中。</w:t>
+              <w:t>如果你不</w:t>
+            </w:r>
+            <w:proofErr w:type="gramStart"/>
+            <w:r>
+              <w:rPr>
+                <w:rFonts w:ascii="Tahoma" w:eastAsia="微软雅黑" w:hAnsi="Tahoma" w:hint="eastAsia"/>
+                <w:kern w:val="0"/>
+                <w:sz w:val="22"/>
+              </w:rPr>
+              <w:t>希望立绘闪烁</w:t>
+            </w:r>
+            <w:proofErr w:type="gramEnd"/>
+            <w:r>
+              <w:rPr>
+                <w:rFonts w:ascii="Tahoma" w:eastAsia="微软雅黑" w:hAnsi="Tahoma" w:hint="eastAsia"/>
+                <w:kern w:val="0"/>
+                <w:sz w:val="22"/>
+              </w:rPr>
+              <w:t>，可以放在预加载列表中。</w:t>
             </w:r>
           </w:p>
         </w:tc>
@@ -5523,17 +5847,7 @@
       <w:pPr>
         <w:snapToGrid w:val="0"/>
         <w:rPr>
-          <w:rFonts w:ascii="Tahoma" w:eastAsia="微软雅黑" w:hAnsi="Tahoma"/>
-          <w:kern w:val="0"/>
-          <w:sz w:val="22"/>
-        </w:rPr>
-      </w:pPr>
-    </w:p>
-    <w:p>
-      <w:pPr>
-        <w:snapToGrid w:val="0"/>
-        <w:rPr>
-          <w:rFonts w:ascii="Tahoma" w:eastAsia="微软雅黑" w:hAnsi="Tahoma"/>
+          <w:rFonts w:ascii="Tahoma" w:eastAsia="微软雅黑" w:hAnsi="Tahoma" w:hint="eastAsia"/>
           <w:kern w:val="0"/>
           <w:sz w:val="22"/>
         </w:rPr>
@@ -5542,6 +5856,9 @@
     <w:p>
       <w:pPr>
         <w:pStyle w:val="3"/>
+        <w:rPr>
+          <w:rFonts w:hint="eastAsia"/>
+        </w:rPr>
       </w:pPr>
       <w:bookmarkStart w:id="11" w:name="_GIF闪烁与预加载"/>
       <w:bookmarkEnd w:id="11"/>
@@ -5660,14 +5977,50 @@
           <w:kern w:val="0"/>
           <w:sz w:val="22"/>
         </w:rPr>
-        <w:t>你可以在状态元、动作元配置中，勾选预加载设置。</w:t>
+        <w:t>你可以在状态元、</w:t>
+      </w:r>
+      <w:proofErr w:type="gramStart"/>
+      <w:r>
+        <w:rPr>
+          <w:rFonts w:ascii="Tahoma" w:eastAsia="微软雅黑" w:hAnsi="Tahoma" w:hint="eastAsia"/>
+          <w:kern w:val="0"/>
+          <w:sz w:val="22"/>
+        </w:rPr>
+        <w:t>动作元</w:t>
+      </w:r>
+      <w:proofErr w:type="gramEnd"/>
+      <w:r>
+        <w:rPr>
+          <w:rFonts w:ascii="Tahoma" w:eastAsia="微软雅黑" w:hAnsi="Tahoma" w:hint="eastAsia"/>
+          <w:kern w:val="0"/>
+          <w:sz w:val="22"/>
+        </w:rPr>
+        <w:t>配置中，</w:t>
+      </w:r>
+      <w:proofErr w:type="gramStart"/>
+      <w:r>
+        <w:rPr>
+          <w:rFonts w:ascii="Tahoma" w:eastAsia="微软雅黑" w:hAnsi="Tahoma" w:hint="eastAsia"/>
+          <w:kern w:val="0"/>
+          <w:sz w:val="22"/>
+        </w:rPr>
+        <w:t>勾选预</w:t>
+      </w:r>
+      <w:proofErr w:type="gramEnd"/>
+      <w:r>
+        <w:rPr>
+          <w:rFonts w:ascii="Tahoma" w:eastAsia="微软雅黑" w:hAnsi="Tahoma" w:hint="eastAsia"/>
+          <w:kern w:val="0"/>
+          <w:sz w:val="22"/>
+        </w:rPr>
+        <w:t>加载设置。</w:t>
       </w:r>
     </w:p>
     <w:p>
       <w:pPr>
         <w:snapToGrid w:val="0"/>
         <w:rPr>
-          <w:rFonts w:ascii="Tahoma" w:eastAsia="微软雅黑" w:hAnsi="Tahoma" w:hint="eastAsia"/>
+          <w:rFonts w:ascii="Tahoma" w:eastAsia="微软雅黑" w:hAnsi="Tahoma"/>
           <w:kern w:val="0"/>
           <w:sz w:val="22"/>
         </w:rPr>
@@ -5704,13 +6057,23 @@
         </w:rPr>
         <w:t xml:space="preserve"> </w:t>
       </w:r>
-      <w:r>
-        <w:rPr>
-          <w:rFonts w:ascii="Tahoma" w:eastAsia="微软雅黑" w:hAnsi="Tahoma" w:hint="eastAsia"/>
-          <w:kern w:val="0"/>
-          <w:sz w:val="22"/>
-        </w:rPr>
-        <w:t>的闪图问题。</w:t>
+      <w:proofErr w:type="gramStart"/>
+      <w:r>
+        <w:rPr>
+          <w:rFonts w:ascii="Tahoma" w:eastAsia="微软雅黑" w:hAnsi="Tahoma" w:hint="eastAsia"/>
+          <w:kern w:val="0"/>
+          <w:sz w:val="22"/>
+        </w:rPr>
+        <w:t>的闪图问题</w:t>
+      </w:r>
+      <w:proofErr w:type="gramEnd"/>
+      <w:r>
+        <w:rPr>
+          <w:rFonts w:ascii="Tahoma" w:eastAsia="微软雅黑" w:hAnsi="Tahoma" w:hint="eastAsia"/>
+          <w:kern w:val="0"/>
+          <w:sz w:val="22"/>
+        </w:rPr>
+        <w:t>。</w:t>
       </w:r>
     </w:p>
     <w:p>
@@ -5718,7 +6081,7 @@
         <w:widowControl/>
         <w:jc w:val="center"/>
         <w:rPr>
-          <w:rFonts w:ascii="宋体" w:eastAsia="宋体" w:hAnsi="宋体" w:cs="宋体"/>
+          <w:rFonts w:ascii="宋体" w:eastAsia="宋体" w:hAnsi="宋体" w:cs="宋体" w:hint="eastAsia"/>
           <w:kern w:val="0"/>
           <w:sz w:val="24"/>
           <w:szCs w:val="24"/>
@@ -5784,16 +6147,6 @@
     </w:p>
     <w:p>
       <w:pPr>
-        <w:snapToGrid w:val="0"/>
-        <w:rPr>
-          <w:rFonts w:ascii="Tahoma" w:eastAsia="微软雅黑" w:hAnsi="Tahoma"/>
-          <w:kern w:val="0"/>
-          <w:sz w:val="22"/>
-        </w:rPr>
-      </w:pPr>
-    </w:p>
-    <w:p>
-      <w:pPr>
         <w:widowControl/>
         <w:jc w:val="left"/>
         <w:rPr>
@@ -5803,8 +6156,475 @@
         </w:rPr>
       </w:pPr>
     </w:p>
+    <w:p>
+      <w:pPr>
+        <w:widowControl/>
+        <w:jc w:val="left"/>
+        <w:rPr>
+          <w:rFonts w:ascii="Tahoma" w:eastAsia="微软雅黑" w:hAnsi="Tahoma"/>
+          <w:kern w:val="0"/>
+          <w:sz w:val="22"/>
+        </w:rPr>
+      </w:pPr>
+      <w:r>
+        <w:rPr>
+          <w:rFonts w:ascii="Tahoma" w:eastAsia="微软雅黑" w:hAnsi="Tahoma"/>
+          <w:kern w:val="0"/>
+          <w:sz w:val="22"/>
+        </w:rPr>
+        <w:br w:type="page"/>
+      </w:r>
+    </w:p>
+    <w:p>
+      <w:pPr>
+        <w:pStyle w:val="3"/>
+        <w:rPr>
+          <w:rFonts w:hint="eastAsia"/>
+        </w:rPr>
+      </w:pPr>
+      <w:r>
+        <w:rPr>
+          <w:rFonts w:hint="eastAsia"/>
+        </w:rPr>
+        <w:lastRenderedPageBreak/>
+        <w:t>强制预加载</w:t>
+      </w:r>
+    </w:p>
+    <w:p>
+      <w:pPr>
+        <w:snapToGrid w:val="0"/>
+        <w:rPr>
+          <w:rFonts w:ascii="Tahoma" w:eastAsia="微软雅黑" w:hAnsi="Tahoma"/>
+          <w:kern w:val="0"/>
+          <w:sz w:val="22"/>
+        </w:rPr>
+      </w:pPr>
+      <w:r>
+        <w:rPr>
+          <w:rFonts w:ascii="Tahoma" w:eastAsia="微软雅黑" w:hAnsi="Tahoma" w:hint="eastAsia"/>
+          <w:kern w:val="0"/>
+          <w:sz w:val="22"/>
+        </w:rPr>
+        <w:t>除了在对应插件中，一个个配置预加载。</w:t>
+      </w:r>
+    </w:p>
+    <w:p>
+      <w:pPr>
+        <w:snapToGrid w:val="0"/>
+        <w:rPr>
+          <w:rFonts w:ascii="Tahoma" w:eastAsia="微软雅黑" w:hAnsi="Tahoma" w:hint="eastAsia"/>
+          <w:kern w:val="0"/>
+          <w:sz w:val="22"/>
+        </w:rPr>
+      </w:pPr>
+      <w:r>
+        <w:rPr>
+          <w:rFonts w:ascii="Tahoma" w:eastAsia="微软雅黑" w:hAnsi="Tahoma" w:hint="eastAsia"/>
+          <w:kern w:val="0"/>
+          <w:sz w:val="22"/>
+        </w:rPr>
+        <w:t>这里还有一个懒人插件，</w:t>
+      </w:r>
+      <w:r>
+        <w:rPr>
+          <w:rFonts w:ascii="Tahoma" w:eastAsia="微软雅黑" w:hAnsi="Tahoma" w:hint="eastAsia"/>
+          <w:kern w:val="0"/>
+          <w:sz w:val="22"/>
+        </w:rPr>
+        <w:t>一次性</w:t>
+      </w:r>
+      <w:r>
+        <w:rPr>
+          <w:rFonts w:ascii="Tahoma" w:eastAsia="微软雅黑" w:hAnsi="Tahoma" w:hint="eastAsia"/>
+          <w:kern w:val="0"/>
+          <w:sz w:val="22"/>
+        </w:rPr>
+        <w:t>强制</w:t>
+      </w:r>
+      <w:r>
+        <w:rPr>
+          <w:rFonts w:ascii="Tahoma" w:eastAsia="微软雅黑" w:hAnsi="Tahoma" w:hint="eastAsia"/>
+          <w:kern w:val="0"/>
+          <w:sz w:val="22"/>
+        </w:rPr>
+        <w:t xml:space="preserve"> </w:t>
+      </w:r>
+      <w:r>
+        <w:rPr>
+          <w:rFonts w:ascii="Tahoma" w:eastAsia="微软雅黑" w:hAnsi="Tahoma" w:hint="eastAsia"/>
+          <w:kern w:val="0"/>
+          <w:sz w:val="22"/>
+        </w:rPr>
+        <w:t>预</w:t>
+      </w:r>
+      <w:r>
+        <w:rPr>
+          <w:rFonts w:ascii="Tahoma" w:eastAsia="微软雅黑" w:hAnsi="Tahoma" w:hint="eastAsia"/>
+          <w:kern w:val="0"/>
+          <w:sz w:val="22"/>
+        </w:rPr>
+        <w:t>加载</w:t>
+      </w:r>
+      <w:r>
+        <w:rPr>
+          <w:rFonts w:ascii="Tahoma" w:eastAsia="微软雅黑" w:hAnsi="Tahoma" w:hint="eastAsia"/>
+          <w:kern w:val="0"/>
+          <w:sz w:val="22"/>
+        </w:rPr>
+        <w:t xml:space="preserve"> </w:t>
+      </w:r>
+      <w:r>
+        <w:rPr>
+          <w:rFonts w:ascii="Tahoma" w:eastAsia="微软雅黑" w:hAnsi="Tahoma" w:hint="eastAsia"/>
+          <w:kern w:val="0"/>
+          <w:sz w:val="22"/>
+        </w:rPr>
+        <w:t>文件夹下的</w:t>
+      </w:r>
+      <w:r>
+        <w:rPr>
+          <w:rFonts w:ascii="Tahoma" w:eastAsia="微软雅黑" w:hAnsi="Tahoma" w:hint="eastAsia"/>
+          <w:kern w:val="0"/>
+          <w:sz w:val="22"/>
+        </w:rPr>
+        <w:t xml:space="preserve"> </w:t>
+      </w:r>
+      <w:r>
+        <w:rPr>
+          <w:rFonts w:ascii="Tahoma" w:eastAsia="微软雅黑" w:hAnsi="Tahoma" w:hint="eastAsia"/>
+          <w:kern w:val="0"/>
+          <w:sz w:val="22"/>
+        </w:rPr>
+        <w:t>全部图片</w:t>
+      </w:r>
+      <w:r>
+        <w:rPr>
+          <w:rFonts w:ascii="Tahoma" w:eastAsia="微软雅黑" w:hAnsi="Tahoma" w:hint="eastAsia"/>
+          <w:kern w:val="0"/>
+          <w:sz w:val="22"/>
+        </w:rPr>
+        <w:t xml:space="preserve"> </w:t>
+      </w:r>
+      <w:r>
+        <w:rPr>
+          <w:rFonts w:ascii="Tahoma" w:eastAsia="微软雅黑" w:hAnsi="Tahoma" w:hint="eastAsia"/>
+          <w:kern w:val="0"/>
+          <w:sz w:val="22"/>
+        </w:rPr>
+        <w:t>。</w:t>
+      </w:r>
+    </w:p>
+    <w:p>
+      <w:pPr>
+        <w:widowControl/>
+        <w:adjustRightInd w:val="0"/>
+        <w:snapToGrid w:val="0"/>
+        <w:rPr>
+          <w:rFonts w:ascii="Tahoma" w:eastAsia="微软雅黑" w:hAnsi="Tahoma"/>
+          <w:kern w:val="0"/>
+          <w:sz w:val="22"/>
+        </w:rPr>
+      </w:pPr>
+      <w:r>
+        <w:rPr>
+          <w:rFonts w:ascii="Tahoma" w:eastAsia="微软雅黑" w:hAnsi="Tahoma"/>
+          <w:kern w:val="0"/>
+          <w:sz w:val="22"/>
+        </w:rPr>
+        <w:tab/>
+      </w:r>
+      <w:proofErr w:type="spellStart"/>
+      <w:r>
+        <w:rPr>
+          <w:rFonts w:ascii="Tahoma" w:eastAsia="微软雅黑" w:hAnsi="Tahoma" w:hint="eastAsia"/>
+          <w:kern w:val="0"/>
+          <w:sz w:val="22"/>
+        </w:rPr>
+        <w:t>Drill_ForcePreload</w:t>
+      </w:r>
+      <w:proofErr w:type="spellEnd"/>
+      <w:r>
+        <w:rPr>
+          <w:rFonts w:ascii="Tahoma" w:eastAsia="微软雅黑" w:hAnsi="Tahoma"/>
+          <w:kern w:val="0"/>
+          <w:sz w:val="22"/>
+        </w:rPr>
+        <w:tab/>
+      </w:r>
+      <w:r>
+        <w:rPr>
+          <w:rFonts w:ascii="Tahoma" w:eastAsia="微软雅黑" w:hAnsi="Tahoma"/>
+          <w:kern w:val="0"/>
+          <w:sz w:val="22"/>
+        </w:rPr>
+        <w:tab/>
+      </w:r>
+      <w:r>
+        <w:rPr>
+          <w:rFonts w:ascii="Tahoma" w:eastAsia="微软雅黑" w:hAnsi="Tahoma"/>
+          <w:kern w:val="0"/>
+          <w:sz w:val="22"/>
+        </w:rPr>
+        <w:tab/>
+      </w:r>
+      <w:r>
+        <w:rPr>
+          <w:rFonts w:ascii="Tahoma" w:eastAsia="微软雅黑" w:hAnsi="Tahoma"/>
+          <w:kern w:val="0"/>
+          <w:sz w:val="22"/>
+        </w:rPr>
+        <w:tab/>
+      </w:r>
+      <w:r>
+        <w:rPr>
+          <w:rFonts w:ascii="Tahoma" w:eastAsia="微软雅黑" w:hAnsi="Tahoma" w:hint="eastAsia"/>
+          <w:kern w:val="0"/>
+          <w:sz w:val="22"/>
+        </w:rPr>
+        <w:t>管理器</w:t>
+      </w:r>
+      <w:r>
+        <w:rPr>
+          <w:rFonts w:ascii="Tahoma" w:eastAsia="微软雅黑" w:hAnsi="Tahoma" w:hint="eastAsia"/>
+          <w:kern w:val="0"/>
+          <w:sz w:val="22"/>
+        </w:rPr>
+        <w:t xml:space="preserve"> - </w:t>
+      </w:r>
+      <w:r>
+        <w:rPr>
+          <w:rFonts w:ascii="Tahoma" w:eastAsia="微软雅黑" w:hAnsi="Tahoma" w:hint="eastAsia"/>
+          <w:kern w:val="0"/>
+          <w:sz w:val="22"/>
+        </w:rPr>
+        <w:t>强制预加载文件夹</w:t>
+      </w:r>
+    </w:p>
+    <w:p>
+      <w:pPr>
+        <w:widowControl/>
+        <w:adjustRightInd w:val="0"/>
+        <w:snapToGrid w:val="0"/>
+        <w:rPr>
+          <w:rFonts w:ascii="Tahoma" w:eastAsia="微软雅黑" w:hAnsi="Tahoma" w:hint="eastAsia"/>
+          <w:kern w:val="0"/>
+          <w:sz w:val="22"/>
+        </w:rPr>
+      </w:pPr>
+      <w:r>
+        <w:rPr>
+          <w:rFonts w:ascii="Tahoma" w:eastAsia="微软雅黑" w:hAnsi="Tahoma" w:hint="eastAsia"/>
+          <w:kern w:val="0"/>
+          <w:sz w:val="22"/>
+        </w:rPr>
+        <w:t>只要指定文件夹路径，就能预加载所有图片。</w:t>
+      </w:r>
+    </w:p>
+    <w:p>
+      <w:pPr>
+        <w:widowControl/>
+        <w:jc w:val="center"/>
+        <w:rPr>
+          <w:rFonts w:ascii="Tahoma" w:eastAsia="微软雅黑" w:hAnsi="Tahoma"/>
+          <w:kern w:val="0"/>
+          <w:sz w:val="22"/>
+        </w:rPr>
+      </w:pPr>
+      <w:r>
+        <w:rPr>
+          <w:rFonts w:ascii="Tahoma" w:eastAsia="微软雅黑" w:hAnsi="Tahoma" w:hint="eastAsia"/>
+          <w:kern w:val="0"/>
+          <w:sz w:val="22"/>
+        </w:rPr>
+        <w:drawing>
+          <wp:inline distT="0" distB="0" distL="0" distR="0" wp14:anchorId="56EBFE49" wp14:editId="1116E36F">
+            <wp:extent cx="3611880" cy="1468644"/>
+            <wp:effectExtent l="0" t="0" r="7620" b="0"/>
+            <wp:docPr id="1602444592" name="图片 2"/>
+            <wp:cNvGraphicFramePr>
+              <a:graphicFrameLocks xmlns:a="http://schemas.openxmlformats.org/drawingml/2006/main" noChangeAspect="1"/>
+            </wp:cNvGraphicFramePr>
+            <a:graphic xmlns:a="http://schemas.openxmlformats.org/drawingml/2006/main">
+              <a:graphicData uri="http://schemas.openxmlformats.org/drawingml/2006/picture">
+                <pic:pic xmlns:pic="http://schemas.openxmlformats.org/drawingml/2006/picture">
+                  <pic:nvPicPr>
+                    <pic:cNvPr id="0" name="Picture 10"/>
+                    <pic:cNvPicPr>
+                      <a:picLocks noChangeAspect="1" noChangeArrowheads="1"/>
+                    </pic:cNvPicPr>
+                  </pic:nvPicPr>
+                  <pic:blipFill>
+                    <a:blip r:embed="rId26">
+                      <a:extLst>
+                        <a:ext uri="{28A0092B-C50C-407E-A947-70E740481C1C}">
+                          <a14:useLocalDpi xmlns:a14="http://schemas.microsoft.com/office/drawing/2010/main" val="0"/>
+                        </a:ext>
+                      </a:extLst>
+                    </a:blip>
+                    <a:srcRect/>
+                    <a:stretch>
+                      <a:fillRect/>
+                    </a:stretch>
+                  </pic:blipFill>
+                  <pic:spPr bwMode="auto">
+                    <a:xfrm>
+                      <a:off x="0" y="0"/>
+                      <a:ext cx="3615969" cy="1470307"/>
+                    </a:xfrm>
+                    <a:prstGeom prst="rect">
+                      <a:avLst/>
+                    </a:prstGeom>
+                    <a:noFill/>
+                    <a:ln>
+                      <a:noFill/>
+                    </a:ln>
+                  </pic:spPr>
+                </pic:pic>
+              </a:graphicData>
+            </a:graphic>
+          </wp:inline>
+        </w:drawing>
+      </w:r>
+    </w:p>
+    <w:tbl>
+      <w:tblPr>
+        <w:tblStyle w:val="af"/>
+        <w:tblW w:w="0" w:type="auto"/>
+        <w:shd w:val="clear" w:color="auto" w:fill="DEEAF6" w:themeFill="accent1" w:themeFillTint="33"/>
+        <w:tblLook w:val="04A0" w:firstRow="1" w:lastRow="0" w:firstColumn="1" w:lastColumn="0" w:noHBand="0" w:noVBand="1"/>
+      </w:tblPr>
+      <w:tblGrid>
+        <w:gridCol w:w="8522"/>
+      </w:tblGrid>
+      <w:tr>
+        <w:tc>
+          <w:tcPr>
+            <w:tcW w:w="8522" w:type="dxa"/>
+            <w:shd w:val="clear" w:color="auto" w:fill="DEEAF6" w:themeFill="accent1" w:themeFillTint="33"/>
+          </w:tcPr>
+          <w:p>
+            <w:pPr>
+              <w:snapToGrid w:val="0"/>
+              <w:rPr>
+                <w:rFonts w:ascii="Tahoma" w:eastAsia="微软雅黑" w:hAnsi="Tahoma"/>
+                <w:kern w:val="0"/>
+                <w:sz w:val="22"/>
+              </w:rPr>
+            </w:pPr>
+            <w:r>
+              <w:rPr>
+                <w:rFonts w:ascii="Tahoma" w:eastAsia="微软雅黑" w:hAnsi="Tahoma" w:hint="eastAsia"/>
+                <w:kern w:val="0"/>
+                <w:sz w:val="22"/>
+              </w:rPr>
+              <w:t>该</w:t>
+            </w:r>
+            <w:proofErr w:type="gramStart"/>
+            <w:r>
+              <w:rPr>
+                <w:rFonts w:ascii="Tahoma" w:eastAsia="微软雅黑" w:hAnsi="Tahoma" w:hint="eastAsia"/>
+                <w:kern w:val="0"/>
+                <w:sz w:val="22"/>
+              </w:rPr>
+              <w:t>插件只预</w:t>
+            </w:r>
+            <w:proofErr w:type="gramEnd"/>
+            <w:r>
+              <w:rPr>
+                <w:rFonts w:ascii="Tahoma" w:eastAsia="微软雅黑" w:hAnsi="Tahoma" w:hint="eastAsia"/>
+                <w:kern w:val="0"/>
+                <w:sz w:val="22"/>
+              </w:rPr>
+              <w:t>加载图片。</w:t>
+            </w:r>
+          </w:p>
+          <w:p>
+            <w:pPr>
+              <w:snapToGrid w:val="0"/>
+              <w:rPr>
+                <w:rFonts w:ascii="Tahoma" w:eastAsia="微软雅黑" w:hAnsi="Tahoma"/>
+                <w:kern w:val="0"/>
+                <w:sz w:val="22"/>
+              </w:rPr>
+            </w:pPr>
+            <w:r>
+              <w:rPr>
+                <w:rFonts w:ascii="Tahoma" w:eastAsia="微软雅黑" w:hAnsi="Tahoma" w:hint="eastAsia"/>
+                <w:kern w:val="0"/>
+                <w:sz w:val="22"/>
+              </w:rPr>
+              <w:t>该插件只会识别文件夹下的所有图片，尽量避免出现文件夹套文件夹的情况。</w:t>
+            </w:r>
+          </w:p>
+          <w:p>
+            <w:pPr>
+              <w:snapToGrid w:val="0"/>
+              <w:rPr>
+                <w:rFonts w:ascii="Tahoma" w:eastAsia="微软雅黑" w:hAnsi="Tahoma" w:hint="eastAsia"/>
+                <w:kern w:val="0"/>
+                <w:sz w:val="22"/>
+              </w:rPr>
+            </w:pPr>
+            <w:r>
+              <w:rPr>
+                <w:rFonts w:ascii="Tahoma" w:eastAsia="微软雅黑" w:hAnsi="Tahoma" w:hint="eastAsia"/>
+                <w:kern w:val="0"/>
+                <w:sz w:val="22"/>
+              </w:rPr>
+              <w:t>预加载明显的缺点就是长期占太多内存，使用时还是要考虑一下</w:t>
+            </w:r>
+            <w:r>
+              <w:rPr>
+                <w:rFonts w:ascii="Tahoma" w:eastAsia="微软雅黑" w:hAnsi="Tahoma" w:hint="eastAsia"/>
+                <w:kern w:val="0"/>
+                <w:sz w:val="22"/>
+              </w:rPr>
+              <w:t xml:space="preserve"> </w:t>
+            </w:r>
+            <w:hyperlink w:anchor="_规则" w:history="1">
+              <w:r>
+                <w:rPr>
+                  <w:rStyle w:val="a4"/>
+                  <w:rFonts w:ascii="Tahoma" w:eastAsia="微软雅黑" w:hAnsi="Tahoma" w:hint="eastAsia"/>
+                  <w:kern w:val="0"/>
+                  <w:sz w:val="22"/>
+                </w:rPr>
+                <w:t>规则</w:t>
+              </w:r>
+            </w:hyperlink>
+            <w:r>
+              <w:rPr>
+                <w:rFonts w:ascii="Tahoma" w:eastAsia="微软雅黑" w:hAnsi="Tahoma" w:hint="eastAsia"/>
+                <w:kern w:val="0"/>
+                <w:sz w:val="22"/>
+              </w:rPr>
+              <w:t xml:space="preserve"> </w:t>
+            </w:r>
+            <w:r>
+              <w:rPr>
+                <w:rFonts w:ascii="Tahoma" w:eastAsia="微软雅黑" w:hAnsi="Tahoma" w:hint="eastAsia"/>
+                <w:kern w:val="0"/>
+                <w:sz w:val="22"/>
+              </w:rPr>
+              <w:t>。</w:t>
+            </w:r>
+          </w:p>
+        </w:tc>
+      </w:tr>
+    </w:tbl>
+    <w:p>
+      <w:pPr>
+        <w:widowControl/>
+        <w:jc w:val="left"/>
+        <w:rPr>
+          <w:rFonts w:ascii="Tahoma" w:eastAsia="微软雅黑" w:hAnsi="Tahoma" w:hint="eastAsia"/>
+          <w:kern w:val="0"/>
+          <w:sz w:val="22"/>
+        </w:rPr>
+      </w:pPr>
+    </w:p>
     <w:sectPr>
-      <w:headerReference w:type="default" r:id="rId26"/>
+      <w:headerReference w:type="default" r:id="rId27"/>
       <w:pgSz w:w="11906" w:h="16838"/>
       <w:pgMar w:top="1440" w:right="1800" w:bottom="1440" w:left="1800" w:header="851" w:footer="992" w:gutter="0"/>
       <w:cols w:space="425"/>
@@ -5818,6 +6638,11 @@
 <w:endnotes xmlns:wpc="http://schemas.microsoft.com/office/word/2010/wordprocessingCanvas" xmlns:cx="http://schemas.microsoft.com/office/drawing/2014/chartex" xmlns:cx1="http://schemas.microsoft.com/office/drawing/2015/9/8/chartex" xmlns:cx2="http://schemas.microsoft.com/office/drawing/2015/10/21/chartex" xmlns:cx3="http://schemas.microsoft.com/office/drawing/2016/5/9/chartex" xmlns:cx4="http://schemas.microsoft.com/office/drawing/2016/5/10/chartex" xmlns:cx5="http://schemas.microsoft.com/office/drawing/2016/5/11/chartex" xmlns:cx6="http://schemas.microsoft.com/office/drawing/2016/5/12/chartex" xmlns:cx7="http://schemas.microsoft.com/office/drawing/2016/5/13/chartex" xmlns:cx8="http://schemas.microsoft.com/office/drawing/2016/5/14/chartex" xmlns:mc="http://schemas.openxmlformats.org/markup-compatibility/2006" xmlns:aink="http://schemas.microsoft.com/office/drawing/2016/ink" xmlns:am3d="http://schemas.microsoft.com/office/drawing/2017/model3d" xmlns:o="urn:schemas-microsoft-com:office:office" xmlns:oel="http://schemas.microsoft.com/office/2019/extlst" xmlns:r="http://schemas.openxmlformats.org/officeDocument/2006/relationships" xmlns:m="http://schemas.openxmlformats.org/officeDocument/2006/math" xmlns:v="urn:schemas-microsoft-com:vml" xmlns:wp14="http://schemas.microsoft.com/office/word/2010/wordprocessingDrawing" xmlns:wp="http://schemas.openxmlformats.org/drawingml/2006/wordprocessingDrawing" xmlns:w10="urn:schemas-microsoft-com:office:word" xmlns:w="http://schemas.openxmlformats.org/wordprocessingml/2006/main" xmlns:w14="http://schemas.microsoft.com/office/word/2010/wordml" xmlns:w15="http://schemas.microsoft.com/office/word/2012/wordml" xmlns:w16cex="http://schemas.microsoft.com/office/word/2018/wordml/cex" xmlns:w16cid="http://schemas.microsoft.com/office/word/2016/wordml/cid" xmlns:w16="http://schemas.microsoft.com/office/word/2018/wordml" xmlns:w16du="http://schemas.microsoft.com/office/word/2023/wordml/word16du" xmlns:w16sdtdh="http://schemas.microsoft.com/office/word/2020/wordml/sdtdatahash" xmlns:w16se="http://schemas.microsoft.com/office/word/2015/wordml/symex" xmlns:wpg="http://schemas.microsoft.com/office/word/2010/wordprocessingGroup" xmlns:wpi="http://schemas.microsoft.com/office/word/2010/wordprocessingInk" xmlns:wne="http://schemas.microsoft.com/office/word/2006/wordml" xmlns:wps="http://schemas.microsoft.com/office/word/2010/wordprocessingShape" mc:Ignorable="w14 w15 w16se w16cid w16 w16cex w16sdtdh w16du wp14">
   <w:endnote w:type="separator" w:id="-1">
     <w:p>
+      <w:pPr>
+        <w:rPr>
+          <w:rFonts w:hint="eastAsia"/>
+        </w:rPr>
+      </w:pPr>
       <w:r>
         <w:separator/>
       </w:r>
@@ -5825,6 +6650,11 @@
   </w:endnote>
   <w:endnote w:type="continuationSeparator" w:id="0">
     <w:p>
+      <w:pPr>
+        <w:rPr>
+          <w:rFonts w:hint="eastAsia"/>
+        </w:rPr>
+      </w:pPr>
       <w:r>
         <w:continuationSeparator/>
       </w:r>
@@ -5837,6 +6667,11 @@
 <w:footnotes xmlns:wpc="http://schemas.microsoft.com/office/word/2010/wordprocessingCanvas" xmlns:cx="http://schemas.microsoft.com/office/drawing/2014/chartex" xmlns:cx1="http://schemas.microsoft.com/office/drawing/2015/9/8/chartex" xmlns:cx2="http://schemas.microsoft.com/office/drawing/2015/10/21/chartex" xmlns:cx3="http://schemas.microsoft.com/office/drawing/2016/5/9/chartex" xmlns:cx4="http://schemas.microsoft.com/office/drawing/2016/5/10/chartex" xmlns:cx5="http://schemas.microsoft.com/office/drawing/2016/5/11/chartex" xmlns:cx6="http://schemas.microsoft.com/office/drawing/2016/5/12/chartex" xmlns:cx7="http://schemas.microsoft.com/office/drawing/2016/5/13/chartex" xmlns:cx8="http://schemas.microsoft.com/office/drawing/2016/5/14/chartex" xmlns:mc="http://schemas.openxmlformats.org/markup-compatibility/2006" xmlns:aink="http://schemas.microsoft.com/office/drawing/2016/ink" xmlns:am3d="http://schemas.microsoft.com/office/drawing/2017/model3d" xmlns:o="urn:schemas-microsoft-com:office:office" xmlns:oel="http://schemas.microsoft.com/office/2019/extlst" xmlns:r="http://schemas.openxmlformats.org/officeDocument/2006/relationships" xmlns:m="http://schemas.openxmlformats.org/officeDocument/2006/math" xmlns:v="urn:schemas-microsoft-com:vml" xmlns:wp14="http://schemas.microsoft.com/office/word/2010/wordprocessingDrawing" xmlns:wp="http://schemas.openxmlformats.org/drawingml/2006/wordprocessingDrawing" xmlns:w10="urn:schemas-microsoft-com:office:word" xmlns:w="http://schemas.openxmlformats.org/wordprocessingml/2006/main" xmlns:w14="http://schemas.microsoft.com/office/word/2010/wordml" xmlns:w15="http://schemas.microsoft.com/office/word/2012/wordml" xmlns:w16cex="http://schemas.microsoft.com/office/word/2018/wordml/cex" xmlns:w16cid="http://schemas.microsoft.com/office/word/2016/wordml/cid" xmlns:w16="http://schemas.microsoft.com/office/word/2018/wordml" xmlns:w16du="http://schemas.microsoft.com/office/word/2023/wordml/word16du" xmlns:w16sdtdh="http://schemas.microsoft.com/office/word/2020/wordml/sdtdatahash" xmlns:w16se="http://schemas.microsoft.com/office/word/2015/wordml/symex" xmlns:wpg="http://schemas.microsoft.com/office/word/2010/wordprocessingGroup" xmlns:wpi="http://schemas.microsoft.com/office/word/2010/wordprocessingInk" xmlns:wne="http://schemas.microsoft.com/office/word/2006/wordml" xmlns:wps="http://schemas.microsoft.com/office/word/2010/wordprocessingShape" mc:Ignorable="w14 w15 w16se w16cid w16 w16cex w16sdtdh w16du wp14">
   <w:footnote w:type="separator" w:id="-1">
     <w:p>
+      <w:pPr>
+        <w:rPr>
+          <w:rFonts w:hint="eastAsia"/>
+        </w:rPr>
+      </w:pPr>
       <w:r>
         <w:separator/>
       </w:r>
@@ -5844,6 +6679,11 @@
   </w:footnote>
   <w:footnote w:type="continuationSeparator" w:id="0">
     <w:p>
+      <w:pPr>
+        <w:rPr>
+          <w:rFonts w:hint="eastAsia"/>
+        </w:rPr>
+      </w:pPr>
       <w:r>
         <w:continuationSeparator/>
       </w:r>
@@ -5858,7 +6698,7 @@
     <w:pPr>
       <w:jc w:val="center"/>
       <w:rPr>
-        <w:rFonts w:ascii="微软雅黑" w:eastAsia="微软雅黑" w:hAnsi="微软雅黑"/>
+        <w:rFonts w:ascii="微软雅黑" w:eastAsia="微软雅黑" w:hAnsi="微软雅黑" w:hint="eastAsia"/>
         <w:sz w:val="20"/>
       </w:rPr>
     </w:pPr>
@@ -5951,6 +6791,7 @@
       </w:rPr>
       <w:t xml:space="preserve">   </w:t>
     </w:r>
+    <w:proofErr w:type="spellStart"/>
     <w:r>
       <w:rPr>
         <w:rFonts w:ascii="微软雅黑" w:eastAsia="微软雅黑" w:hAnsi="微软雅黑"/>
@@ -5958,11 +6799,12 @@
       </w:rPr>
       <w:t>drill_up</w:t>
     </w:r>
+    <w:proofErr w:type="spellEnd"/>
   </w:p>
   <w:p>
     <w:pPr>
       <w:rPr>
-        <w:rFonts w:ascii="微软雅黑" w:eastAsia="微软雅黑" w:hAnsi="微软雅黑"/>
+        <w:rFonts w:ascii="微软雅黑" w:eastAsia="微软雅黑" w:hAnsi="微软雅黑" w:hint="eastAsia"/>
         <w:sz w:val="20"/>
       </w:rPr>
     </w:pPr>
@@ -6745,7 +7587,6 @@
   <w:style w:type="character" w:default="1" w:styleId="a0">
     <w:name w:val="Default Paragraph Font"/>
     <w:uiPriority w:val="1"/>
-    <w:semiHidden/>
     <w:unhideWhenUsed/>
   </w:style>
   <w:style w:type="table" w:default="1" w:styleId="a1">
